--- a/docs/generated-tsd/Sample_Test_IFlow_TSD.docx
+++ b/docs/generated-tsd/Sample_Test_IFlow_TSD.docx
@@ -13,7 +13,7 @@
           <w:color w:val="1CADE4"/>
           <w:sz w:val="48"/>
         </w:rPr>
-        <w:t>iflow_extract__4jg4xfr</w:t>
+        <w:t>iflow_extract_pcipop1e</w:t>
       </w:r>
     </w:p>
     <w:p>
